--- a/实验模块二/实验02/实验2 Selenium之定位.docx
+++ b/实验模块二/实验02/实验2 Selenium之定位.docx
@@ -1,10 +1,13 @@
 
 <file path=word/document.xml><?xml version="1.0" encoding="utf-8"?>
-<w:document xmlns:wpc="http://schemas.microsoft.com/office/word/2010/wordprocessingCanvas" xmlns:cx="http://schemas.microsoft.com/office/drawing/2014/chartex" xmlns:cx1="http://schemas.microsoft.com/office/drawing/2015/9/8/chartex" xmlns:cx2="http://schemas.microsoft.com/office/drawing/2015/10/21/chartex" xmlns:cx3="http://schemas.microsoft.com/office/drawing/2016/5/9/chartex" xmlns:cx4="http://schemas.microsoft.com/office/drawing/2016/5/10/chartex" xmlns:cx5="http://schemas.microsoft.com/office/drawing/2016/5/11/chartex" xmlns:cx6="http://schemas.microsoft.com/office/drawing/2016/5/12/chartex" xmlns:cx7="http://schemas.microsoft.com/office/drawing/2016/5/13/chartex" xmlns:cx8="http://schemas.microsoft.com/office/drawing/2016/5/14/chartex" xmlns:mc="http://schemas.openxmlformats.org/markup-compatibility/2006" xmlns:aink="http://schemas.microsoft.com/office/drawing/2016/ink" xmlns:am3d="http://schemas.microsoft.com/office/drawing/2017/model3d" xmlns:o="urn:schemas-microsoft-com:office:office" xmlns:r="http://schemas.openxmlformats.org/officeDocument/2006/relationships" xmlns:m="http://schemas.openxmlformats.org/officeDocument/2006/math" xmlns:v="urn:schemas-microsoft-com:vml" xmlns:wp14="http://schemas.microsoft.com/office/word/2010/wordprocessingDrawing" xmlns:wp="http://schemas.openxmlformats.org/drawingml/2006/wordprocessingDrawing" xmlns:w10="urn:schemas-microsoft-com:office:word" xmlns:w="http://schemas.openxmlformats.org/wordprocessingml/2006/main" xmlns:w14="http://schemas.microsoft.com/office/word/2010/wordml" xmlns:w15="http://schemas.microsoft.com/office/word/2012/wordml" xmlns:w16cex="http://schemas.microsoft.com/office/word/2018/wordml/cex" xmlns:w16cid="http://schemas.microsoft.com/office/word/2016/wordml/cid" xmlns:w16="http://schemas.microsoft.com/office/word/2018/wordml" xmlns:w16sdtdh="http://schemas.microsoft.com/office/word/2020/wordml/sdtdatahash" xmlns:w16se="http://schemas.microsoft.com/office/word/2015/wordml/symex" xmlns:wpg="http://schemas.microsoft.com/office/word/2010/wordprocessingGroup" xmlns:wpi="http://schemas.microsoft.com/office/word/2010/wordprocessingInk" xmlns:wne="http://schemas.microsoft.com/office/word/2006/wordml" xmlns:wps="http://schemas.microsoft.com/office/word/2010/wordprocessingShape" mc:Ignorable="w14 w15 w16se w16cid w16 w16cex w16sdtdh wp14">
+<w:document xmlns:wpc="http://schemas.microsoft.com/office/word/2010/wordprocessingCanvas" xmlns:cx="http://schemas.microsoft.com/office/drawing/2014/chartex" xmlns:cx1="http://schemas.microsoft.com/office/drawing/2015/9/8/chartex" xmlns:cx2="http://schemas.microsoft.com/office/drawing/2015/10/21/chartex" xmlns:cx3="http://schemas.microsoft.com/office/drawing/2016/5/9/chartex" xmlns:cx4="http://schemas.microsoft.com/office/drawing/2016/5/10/chartex" xmlns:cx5="http://schemas.microsoft.com/office/drawing/2016/5/11/chartex" xmlns:cx6="http://schemas.microsoft.com/office/drawing/2016/5/12/chartex" xmlns:cx7="http://schemas.microsoft.com/office/drawing/2016/5/13/chartex" xmlns:cx8="http://schemas.microsoft.com/office/drawing/2016/5/14/chartex" xmlns:mc="http://schemas.openxmlformats.org/markup-compatibility/2006" xmlns:aink="http://schemas.microsoft.com/office/drawing/2016/ink" xmlns:am3d="http://schemas.microsoft.com/office/drawing/2017/model3d" xmlns:o="urn:schemas-microsoft-com:office:office" xmlns:oel="http://schemas.microsoft.com/office/2019/extlst" xmlns:r="http://schemas.openxmlformats.org/officeDocument/2006/relationships" xmlns:m="http://schemas.openxmlformats.org/officeDocument/2006/math" xmlns:v="urn:schemas-microsoft-com:vml" xmlns:wp14="http://schemas.microsoft.com/office/word/2010/wordprocessingDrawing" xmlns:wp="http://schemas.openxmlformats.org/drawingml/2006/wordprocessingDrawing" xmlns:w10="urn:schemas-microsoft-com:office:word" xmlns:w="http://schemas.openxmlformats.org/wordprocessingml/2006/main" xmlns:w14="http://schemas.microsoft.com/office/word/2010/wordml" xmlns:w15="http://schemas.microsoft.com/office/word/2012/wordml" xmlns:w16cex="http://schemas.microsoft.com/office/word/2018/wordml/cex" xmlns:w16cid="http://schemas.microsoft.com/office/word/2016/wordml/cid" xmlns:w16="http://schemas.microsoft.com/office/word/2018/wordml" xmlns:w16du="http://schemas.microsoft.com/office/word/2023/wordml/word16du" xmlns:w16sdtdh="http://schemas.microsoft.com/office/word/2020/wordml/sdtdatahash" xmlns:w16sdtfl="http://schemas.microsoft.com/office/word/2024/wordml/sdtformatlock" xmlns:w16se="http://schemas.microsoft.com/office/word/2015/wordml/symex" xmlns:wpg="http://schemas.microsoft.com/office/word/2010/wordprocessingGroup" xmlns:wpi="http://schemas.microsoft.com/office/word/2010/wordprocessingInk" xmlns:wne="http://schemas.microsoft.com/office/word/2006/wordml" xmlns:wps="http://schemas.microsoft.com/office/word/2010/wordprocessingShape" mc:Ignorable="w14 w15 w16se w16cid w16 w16cex w16sdtdh w16sdtfl w16du wp14">
   <w:body>
     <w:p>
       <w:pPr>
         <w:jc w:val="center"/>
+        <w:rPr>
+          <w:rFonts w:hint="eastAsia"/>
+        </w:rPr>
       </w:pPr>
       <w:r>
         <w:rPr>
@@ -17,6 +20,11 @@
       </w:r>
     </w:p>
     <w:p>
+      <w:pPr>
+        <w:rPr>
+          <w:rFonts w:hint="eastAsia"/>
+        </w:rPr>
+      </w:pPr>
       <w:r>
         <w:rPr>
           <w:rFonts w:hint="eastAsia"/>
@@ -25,6 +33,11 @@
       </w:r>
     </w:p>
     <w:p>
+      <w:pPr>
+        <w:rPr>
+          <w:rFonts w:hint="eastAsia"/>
+        </w:rPr>
+      </w:pPr>
       <w:r>
         <w:rPr>
           <w:rFonts w:hint="eastAsia"/>
@@ -33,6 +46,11 @@
       </w:r>
     </w:p>
     <w:p>
+      <w:pPr>
+        <w:rPr>
+          <w:rFonts w:hint="eastAsia"/>
+        </w:rPr>
+      </w:pPr>
       <w:r>
         <w:rPr>
           <w:rFonts w:hint="eastAsia"/>
@@ -41,6 +59,11 @@
       </w:r>
     </w:p>
     <w:p>
+      <w:pPr>
+        <w:rPr>
+          <w:rFonts w:hint="eastAsia"/>
+        </w:rPr>
+      </w:pPr>
       <w:r>
         <w:rPr>
           <w:rFonts w:hint="eastAsia"/>
@@ -57,6 +80,11 @@
       <w:proofErr w:type="spellEnd"/>
     </w:p>
     <w:p>
+      <w:pPr>
+        <w:rPr>
+          <w:rFonts w:hint="eastAsia"/>
+        </w:rPr>
+      </w:pPr>
       <w:r>
         <w:rPr>
           <w:rFonts w:hint="eastAsia"/>
@@ -73,6 +101,11 @@
       <w:proofErr w:type="spellEnd"/>
     </w:p>
     <w:p>
+      <w:pPr>
+        <w:rPr>
+          <w:rFonts w:hint="eastAsia"/>
+        </w:rPr>
+      </w:pPr>
       <w:r>
         <w:rPr>
           <w:rFonts w:hint="eastAsia"/>
@@ -81,6 +114,11 @@
       </w:r>
     </w:p>
     <w:p>
+      <w:pPr>
+        <w:rPr>
+          <w:rFonts w:hint="eastAsia"/>
+        </w:rPr>
+      </w:pPr>
       <w:r>
         <w:rPr>
           <w:rFonts w:hint="eastAsia"/>
@@ -89,6 +127,11 @@
       </w:r>
     </w:p>
     <w:p>
+      <w:pPr>
+        <w:rPr>
+          <w:rFonts w:hint="eastAsia"/>
+        </w:rPr>
+      </w:pPr>
       <w:r>
         <w:rPr>
           <w:rFonts w:hint="eastAsia"/>
@@ -97,6 +140,11 @@
       </w:r>
     </w:p>
     <w:p>
+      <w:pPr>
+        <w:rPr>
+          <w:rFonts w:hint="eastAsia"/>
+        </w:rPr>
+      </w:pPr>
       <w:r>
         <w:rPr>
           <w:rFonts w:hint="eastAsia"/>
@@ -105,6 +153,11 @@
       </w:r>
     </w:p>
     <w:p>
+      <w:pPr>
+        <w:rPr>
+          <w:rFonts w:hint="eastAsia"/>
+        </w:rPr>
+      </w:pPr>
       <w:r>
         <w:rPr>
           <w:rFonts w:hint="eastAsia"/>
@@ -113,6 +166,11 @@
       </w:r>
     </w:p>
     <w:p>
+      <w:pPr>
+        <w:rPr>
+          <w:rFonts w:hint="eastAsia"/>
+        </w:rPr>
+      </w:pPr>
       <w:r>
         <w:rPr>
           <w:rFonts w:hint="eastAsia"/>
@@ -130,6 +188,25 @@
     </w:p>
     <w:p/>
     <w:p>
+      <w:pPr>
+        <w:rPr>
+          <w:rFonts w:hint="eastAsia"/>
+        </w:rPr>
+      </w:pPr>
+    </w:p>
+    <w:p>
+      <w:pPr>
+        <w:rPr>
+          <w:rFonts w:hint="eastAsia"/>
+        </w:rPr>
+      </w:pPr>
+    </w:p>
+    <w:p>
+      <w:pPr>
+        <w:rPr>
+          <w:rFonts w:hint="eastAsia"/>
+        </w:rPr>
+      </w:pPr>
       <w:r>
         <w:rPr>
           <w:rFonts w:hint="eastAsia"/>
@@ -138,6 +215,11 @@
       </w:r>
     </w:p>
     <w:p>
+      <w:pPr>
+        <w:rPr>
+          <w:rFonts w:hint="eastAsia"/>
+        </w:rPr>
+      </w:pPr>
       <w:r>
         <w:rPr>
           <w:rFonts w:hint="eastAsia"/>
@@ -146,6 +228,11 @@
       </w:r>
     </w:p>
     <w:p>
+      <w:pPr>
+        <w:rPr>
+          <w:rFonts w:hint="eastAsia"/>
+        </w:rPr>
+      </w:pPr>
       <w:r>
         <w:rPr>
           <w:rFonts w:hint="eastAsia"/>
@@ -166,6 +253,11 @@
       </w:r>
     </w:p>
     <w:p>
+      <w:pPr>
+        <w:rPr>
+          <w:rFonts w:hint="eastAsia"/>
+        </w:rPr>
+      </w:pPr>
       <w:r>
         <w:rPr>
           <w:rFonts w:hint="eastAsia"/>
@@ -193,9 +285,14 @@
 </file>
 
 <file path=word/endnotes.xml><?xml version="1.0" encoding="utf-8"?>
-<w:endnotes xmlns:wpc="http://schemas.microsoft.com/office/word/2010/wordprocessingCanvas" xmlns:cx="http://schemas.microsoft.com/office/drawing/2014/chartex" xmlns:cx1="http://schemas.microsoft.com/office/drawing/2015/9/8/chartex" xmlns:cx2="http://schemas.microsoft.com/office/drawing/2015/10/21/chartex" xmlns:cx3="http://schemas.microsoft.com/office/drawing/2016/5/9/chartex" xmlns:cx4="http://schemas.microsoft.com/office/drawing/2016/5/10/chartex" xmlns:cx5="http://schemas.microsoft.com/office/drawing/2016/5/11/chartex" xmlns:cx6="http://schemas.microsoft.com/office/drawing/2016/5/12/chartex" xmlns:cx7="http://schemas.microsoft.com/office/drawing/2016/5/13/chartex" xmlns:cx8="http://schemas.microsoft.com/office/drawing/2016/5/14/chartex" xmlns:mc="http://schemas.openxmlformats.org/markup-compatibility/2006" xmlns:aink="http://schemas.microsoft.com/office/drawing/2016/ink" xmlns:am3d="http://schemas.microsoft.com/office/drawing/2017/model3d" xmlns:o="urn:schemas-microsoft-com:office:office" xmlns:r="http://schemas.openxmlformats.org/officeDocument/2006/relationships" xmlns:m="http://schemas.openxmlformats.org/officeDocument/2006/math" xmlns:v="urn:schemas-microsoft-com:vml" xmlns:wp14="http://schemas.microsoft.com/office/word/2010/wordprocessingDrawing" xmlns:wp="http://schemas.openxmlformats.org/drawingml/2006/wordprocessingDrawing" xmlns:w10="urn:schemas-microsoft-com:office:word" xmlns:w="http://schemas.openxmlformats.org/wordprocessingml/2006/main" xmlns:w14="http://schemas.microsoft.com/office/word/2010/wordml" xmlns:w15="http://schemas.microsoft.com/office/word/2012/wordml" xmlns:w16cex="http://schemas.microsoft.com/office/word/2018/wordml/cex" xmlns:w16cid="http://schemas.microsoft.com/office/word/2016/wordml/cid" xmlns:w16="http://schemas.microsoft.com/office/word/2018/wordml" xmlns:w16sdtdh="http://schemas.microsoft.com/office/word/2020/wordml/sdtdatahash" xmlns:w16se="http://schemas.microsoft.com/office/word/2015/wordml/symex" xmlns:wpg="http://schemas.microsoft.com/office/word/2010/wordprocessingGroup" xmlns:wpi="http://schemas.microsoft.com/office/word/2010/wordprocessingInk" xmlns:wne="http://schemas.microsoft.com/office/word/2006/wordml" xmlns:wps="http://schemas.microsoft.com/office/word/2010/wordprocessingShape" mc:Ignorable="w14 w15 w16se w16cid w16 w16cex w16sdtdh wp14">
+<w:endnotes xmlns:wpc="http://schemas.microsoft.com/office/word/2010/wordprocessingCanvas" xmlns:cx="http://schemas.microsoft.com/office/drawing/2014/chartex" xmlns:cx1="http://schemas.microsoft.com/office/drawing/2015/9/8/chartex" xmlns:cx2="http://schemas.microsoft.com/office/drawing/2015/10/21/chartex" xmlns:cx3="http://schemas.microsoft.com/office/drawing/2016/5/9/chartex" xmlns:cx4="http://schemas.microsoft.com/office/drawing/2016/5/10/chartex" xmlns:cx5="http://schemas.microsoft.com/office/drawing/2016/5/11/chartex" xmlns:cx6="http://schemas.microsoft.com/office/drawing/2016/5/12/chartex" xmlns:cx7="http://schemas.microsoft.com/office/drawing/2016/5/13/chartex" xmlns:cx8="http://schemas.microsoft.com/office/drawing/2016/5/14/chartex" xmlns:mc="http://schemas.openxmlformats.org/markup-compatibility/2006" xmlns:aink="http://schemas.microsoft.com/office/drawing/2016/ink" xmlns:am3d="http://schemas.microsoft.com/office/drawing/2017/model3d" xmlns:o="urn:schemas-microsoft-com:office:office" xmlns:oel="http://schemas.microsoft.com/office/2019/extlst" xmlns:r="http://schemas.openxmlformats.org/officeDocument/2006/relationships" xmlns:m="http://schemas.openxmlformats.org/officeDocument/2006/math" xmlns:v="urn:schemas-microsoft-com:vml" xmlns:wp14="http://schemas.microsoft.com/office/word/2010/wordprocessingDrawing" xmlns:wp="http://schemas.openxmlformats.org/drawingml/2006/wordprocessingDrawing" xmlns:w10="urn:schemas-microsoft-com:office:word" xmlns:w="http://schemas.openxmlformats.org/wordprocessingml/2006/main" xmlns:w14="http://schemas.microsoft.com/office/word/2010/wordml" xmlns:w15="http://schemas.microsoft.com/office/word/2012/wordml" xmlns:w16cex="http://schemas.microsoft.com/office/word/2018/wordml/cex" xmlns:w16cid="http://schemas.microsoft.com/office/word/2016/wordml/cid" xmlns:w16="http://schemas.microsoft.com/office/word/2018/wordml" xmlns:w16du="http://schemas.microsoft.com/office/word/2023/wordml/word16du" xmlns:w16sdtdh="http://schemas.microsoft.com/office/word/2020/wordml/sdtdatahash" xmlns:w16sdtfl="http://schemas.microsoft.com/office/word/2024/wordml/sdtformatlock" xmlns:w16se="http://schemas.microsoft.com/office/word/2015/wordml/symex" xmlns:wpg="http://schemas.microsoft.com/office/word/2010/wordprocessingGroup" xmlns:wpi="http://schemas.microsoft.com/office/word/2010/wordprocessingInk" xmlns:wne="http://schemas.microsoft.com/office/word/2006/wordml" xmlns:wps="http://schemas.microsoft.com/office/word/2010/wordprocessingShape" mc:Ignorable="w14 w15 w16se w16cid w16 w16cex w16sdtdh w16sdtfl w16du wp14">
   <w:endnote w:type="separator" w:id="-1">
     <w:p>
+      <w:pPr>
+        <w:rPr>
+          <w:rFonts w:hint="eastAsia"/>
+        </w:rPr>
+      </w:pPr>
       <w:r>
         <w:separator/>
       </w:r>
@@ -203,6 +300,11 @@
   </w:endnote>
   <w:endnote w:type="continuationSeparator" w:id="0">
     <w:p>
+      <w:pPr>
+        <w:rPr>
+          <w:rFonts w:hint="eastAsia"/>
+        </w:rPr>
+      </w:pPr>
       <w:r>
         <w:continuationSeparator/>
       </w:r>
@@ -212,9 +314,14 @@
 </file>
 
 <file path=word/footnotes.xml><?xml version="1.0" encoding="utf-8"?>
-<w:footnotes xmlns:wpc="http://schemas.microsoft.com/office/word/2010/wordprocessingCanvas" xmlns:cx="http://schemas.microsoft.com/office/drawing/2014/chartex" xmlns:cx1="http://schemas.microsoft.com/office/drawing/2015/9/8/chartex" xmlns:cx2="http://schemas.microsoft.com/office/drawing/2015/10/21/chartex" xmlns:cx3="http://schemas.microsoft.com/office/drawing/2016/5/9/chartex" xmlns:cx4="http://schemas.microsoft.com/office/drawing/2016/5/10/chartex" xmlns:cx5="http://schemas.microsoft.com/office/drawing/2016/5/11/chartex" xmlns:cx6="http://schemas.microsoft.com/office/drawing/2016/5/12/chartex" xmlns:cx7="http://schemas.microsoft.com/office/drawing/2016/5/13/chartex" xmlns:cx8="http://schemas.microsoft.com/office/drawing/2016/5/14/chartex" xmlns:mc="http://schemas.openxmlformats.org/markup-compatibility/2006" xmlns:aink="http://schemas.microsoft.com/office/drawing/2016/ink" xmlns:am3d="http://schemas.microsoft.com/office/drawing/2017/model3d" xmlns:o="urn:schemas-microsoft-com:office:office" xmlns:r="http://schemas.openxmlformats.org/officeDocument/2006/relationships" xmlns:m="http://schemas.openxmlformats.org/officeDocument/2006/math" xmlns:v="urn:schemas-microsoft-com:vml" xmlns:wp14="http://schemas.microsoft.com/office/word/2010/wordprocessingDrawing" xmlns:wp="http://schemas.openxmlformats.org/drawingml/2006/wordprocessingDrawing" xmlns:w10="urn:schemas-microsoft-com:office:word" xmlns:w="http://schemas.openxmlformats.org/wordprocessingml/2006/main" xmlns:w14="http://schemas.microsoft.com/office/word/2010/wordml" xmlns:w15="http://schemas.microsoft.com/office/word/2012/wordml" xmlns:w16cex="http://schemas.microsoft.com/office/word/2018/wordml/cex" xmlns:w16cid="http://schemas.microsoft.com/office/word/2016/wordml/cid" xmlns:w16="http://schemas.microsoft.com/office/word/2018/wordml" xmlns:w16sdtdh="http://schemas.microsoft.com/office/word/2020/wordml/sdtdatahash" xmlns:w16se="http://schemas.microsoft.com/office/word/2015/wordml/symex" xmlns:wpg="http://schemas.microsoft.com/office/word/2010/wordprocessingGroup" xmlns:wpi="http://schemas.microsoft.com/office/word/2010/wordprocessingInk" xmlns:wne="http://schemas.microsoft.com/office/word/2006/wordml" xmlns:wps="http://schemas.microsoft.com/office/word/2010/wordprocessingShape" mc:Ignorable="w14 w15 w16se w16cid w16 w16cex w16sdtdh wp14">
+<w:footnotes xmlns:wpc="http://schemas.microsoft.com/office/word/2010/wordprocessingCanvas" xmlns:cx="http://schemas.microsoft.com/office/drawing/2014/chartex" xmlns:cx1="http://schemas.microsoft.com/office/drawing/2015/9/8/chartex" xmlns:cx2="http://schemas.microsoft.com/office/drawing/2015/10/21/chartex" xmlns:cx3="http://schemas.microsoft.com/office/drawing/2016/5/9/chartex" xmlns:cx4="http://schemas.microsoft.com/office/drawing/2016/5/10/chartex" xmlns:cx5="http://schemas.microsoft.com/office/drawing/2016/5/11/chartex" xmlns:cx6="http://schemas.microsoft.com/office/drawing/2016/5/12/chartex" xmlns:cx7="http://schemas.microsoft.com/office/drawing/2016/5/13/chartex" xmlns:cx8="http://schemas.microsoft.com/office/drawing/2016/5/14/chartex" xmlns:mc="http://schemas.openxmlformats.org/markup-compatibility/2006" xmlns:aink="http://schemas.microsoft.com/office/drawing/2016/ink" xmlns:am3d="http://schemas.microsoft.com/office/drawing/2017/model3d" xmlns:o="urn:schemas-microsoft-com:office:office" xmlns:oel="http://schemas.microsoft.com/office/2019/extlst" xmlns:r="http://schemas.openxmlformats.org/officeDocument/2006/relationships" xmlns:m="http://schemas.openxmlformats.org/officeDocument/2006/math" xmlns:v="urn:schemas-microsoft-com:vml" xmlns:wp14="http://schemas.microsoft.com/office/word/2010/wordprocessingDrawing" xmlns:wp="http://schemas.openxmlformats.org/drawingml/2006/wordprocessingDrawing" xmlns:w10="urn:schemas-microsoft-com:office:word" xmlns:w="http://schemas.openxmlformats.org/wordprocessingml/2006/main" xmlns:w14="http://schemas.microsoft.com/office/word/2010/wordml" xmlns:w15="http://schemas.microsoft.com/office/word/2012/wordml" xmlns:w16cex="http://schemas.microsoft.com/office/word/2018/wordml/cex" xmlns:w16cid="http://schemas.microsoft.com/office/word/2016/wordml/cid" xmlns:w16="http://schemas.microsoft.com/office/word/2018/wordml" xmlns:w16du="http://schemas.microsoft.com/office/word/2023/wordml/word16du" xmlns:w16sdtdh="http://schemas.microsoft.com/office/word/2020/wordml/sdtdatahash" xmlns:w16sdtfl="http://schemas.microsoft.com/office/word/2024/wordml/sdtformatlock" xmlns:w16se="http://schemas.microsoft.com/office/word/2015/wordml/symex" xmlns:wpg="http://schemas.microsoft.com/office/word/2010/wordprocessingGroup" xmlns:wpi="http://schemas.microsoft.com/office/word/2010/wordprocessingInk" xmlns:wne="http://schemas.microsoft.com/office/word/2006/wordml" xmlns:wps="http://schemas.microsoft.com/office/word/2010/wordprocessingShape" mc:Ignorable="w14 w15 w16se w16cid w16 w16cex w16sdtdh w16sdtfl w16du wp14">
   <w:footnote w:type="separator" w:id="-1">
     <w:p>
+      <w:pPr>
+        <w:rPr>
+          <w:rFonts w:hint="eastAsia"/>
+        </w:rPr>
+      </w:pPr>
       <w:r>
         <w:separator/>
       </w:r>
@@ -222,6 +329,11 @@
   </w:footnote>
   <w:footnote w:type="continuationSeparator" w:id="0">
     <w:p>
+      <w:pPr>
+        <w:rPr>
+          <w:rFonts w:hint="eastAsia"/>
+        </w:rPr>
+      </w:pPr>
       <w:r>
         <w:continuationSeparator/>
       </w:r>
@@ -231,7 +343,7 @@
 </file>
 
 <file path=word/styles.xml><?xml version="1.0" encoding="utf-8"?>
-<w:styles xmlns:mc="http://schemas.openxmlformats.org/markup-compatibility/2006" xmlns:r="http://schemas.openxmlformats.org/officeDocument/2006/relationships" xmlns:w="http://schemas.openxmlformats.org/wordprocessingml/2006/main" xmlns:w14="http://schemas.microsoft.com/office/word/2010/wordml" xmlns:w15="http://schemas.microsoft.com/office/word/2012/wordml" xmlns:w16cex="http://schemas.microsoft.com/office/word/2018/wordml/cex" xmlns:w16cid="http://schemas.microsoft.com/office/word/2016/wordml/cid" xmlns:w16="http://schemas.microsoft.com/office/word/2018/wordml" xmlns:w16sdtdh="http://schemas.microsoft.com/office/word/2020/wordml/sdtdatahash" xmlns:w16se="http://schemas.microsoft.com/office/word/2015/wordml/symex" mc:Ignorable="w14 w15 w16se w16cid w16 w16cex w16sdtdh">
+<w:styles xmlns:mc="http://schemas.openxmlformats.org/markup-compatibility/2006" xmlns:r="http://schemas.openxmlformats.org/officeDocument/2006/relationships" xmlns:w="http://schemas.openxmlformats.org/wordprocessingml/2006/main" xmlns:w14="http://schemas.microsoft.com/office/word/2010/wordml" xmlns:w15="http://schemas.microsoft.com/office/word/2012/wordml" xmlns:w16cex="http://schemas.microsoft.com/office/word/2018/wordml/cex" xmlns:w16cid="http://schemas.microsoft.com/office/word/2016/wordml/cid" xmlns:w16="http://schemas.microsoft.com/office/word/2018/wordml" xmlns:w16du="http://schemas.microsoft.com/office/word/2023/wordml/word16du" xmlns:w16sdtdh="http://schemas.microsoft.com/office/word/2020/wordml/sdtdatahash" xmlns:w16sdtfl="http://schemas.microsoft.com/office/word/2024/wordml/sdtformatlock" xmlns:w16se="http://schemas.microsoft.com/office/word/2015/wordml/symex" mc:Ignorable="w14 w15 w16se w16cid w16 w16cex w16sdtdh w16sdtfl w16du">
   <w:docDefaults>
     <w:rPrDefault>
       <w:rPr>
